--- a/OVERVIEW OF IT INDUSTRY/SESSION 1.docx
+++ b/OVERVIEW OF IT INDUSTRY/SESSION 1.docx
@@ -4,127 +4,370 @@
   <w:body>
     <w:p>
       <w:pPr>
-        <w:numPr>
-          <w:ilvl w:val="0"/>
-          <w:numId w:val="1"/>
-        </w:numPr>
-      </w:pPr>
-      <w:r>
-        <w:rPr>
+        <w:rPr>
+          <w:rFonts w:ascii="Arial" w:hAnsi="Arial" w:cs="Arial"/>
           <w:b/>
           <w:bCs/>
         </w:rPr>
-        <w:t>Five IT Job Roles</w:t>
+      </w:pPr>
+      <w:r>
+        <w:rPr>
+          <w:rFonts w:ascii="Arial" w:hAnsi="Arial" w:cs="Arial"/>
+          <w:b/>
+          <w:bCs/>
+        </w:rPr>
+        <w:t>1. Five IT Job Roles</w:t>
+      </w:r>
+    </w:p>
+    <w:tbl>
+      <w:tblPr>
+        <w:tblW w:w="0" w:type="auto"/>
+        <w:tblCellSpacing w:w="15" w:type="dxa"/>
+        <w:tblBorders>
+          <w:top w:val="single" w:sz="4" w:space="0" w:color="auto"/>
+          <w:left w:val="single" w:sz="4" w:space="0" w:color="auto"/>
+          <w:bottom w:val="single" w:sz="4" w:space="0" w:color="auto"/>
+          <w:right w:val="single" w:sz="4" w:space="0" w:color="auto"/>
+          <w:insideH w:val="single" w:sz="4" w:space="0" w:color="auto"/>
+          <w:insideV w:val="single" w:sz="4" w:space="0" w:color="auto"/>
+        </w:tblBorders>
+        <w:tblCellMar>
+          <w:top w:w="15" w:type="dxa"/>
+          <w:left w:w="15" w:type="dxa"/>
+          <w:bottom w:w="15" w:type="dxa"/>
+          <w:right w:w="15" w:type="dxa"/>
+        </w:tblCellMar>
+        <w:tblLook w:val="04A0" w:firstRow="1" w:lastRow="0" w:firstColumn="1" w:lastColumn="0" w:noHBand="0" w:noVBand="1"/>
+      </w:tblPr>
+      <w:tblGrid>
+        <w:gridCol w:w="3493"/>
+        <w:gridCol w:w="7297"/>
+      </w:tblGrid>
+      <w:tr>
+        <w:trPr>
+          <w:tblHeader/>
+          <w:tblCellSpacing w:w="15" w:type="dxa"/>
+        </w:trPr>
+        <w:tc>
+          <w:tcPr>
+            <w:tcW w:w="0" w:type="auto"/>
+            <w:vAlign w:val="center"/>
+            <w:hideMark/>
+          </w:tcPr>
+          <w:p>
+            <w:pPr>
+              <w:rPr>
+                <w:rFonts w:ascii="Arial" w:hAnsi="Arial" w:cs="Arial"/>
+                <w:b/>
+                <w:bCs/>
+              </w:rPr>
+            </w:pPr>
+            <w:r>
+              <w:rPr>
+                <w:rFonts w:ascii="Arial" w:hAnsi="Arial" w:cs="Arial"/>
+                <w:b/>
+                <w:bCs/>
+              </w:rPr>
+              <w:t>Job Role</w:t>
+            </w:r>
+          </w:p>
+        </w:tc>
+        <w:tc>
+          <w:tcPr>
+            <w:tcW w:w="0" w:type="auto"/>
+            <w:vAlign w:val="center"/>
+            <w:hideMark/>
+          </w:tcPr>
+          <w:p>
+            <w:pPr>
+              <w:rPr>
+                <w:rFonts w:ascii="Arial" w:hAnsi="Arial" w:cs="Arial"/>
+                <w:b/>
+                <w:bCs/>
+              </w:rPr>
+            </w:pPr>
+            <w:r>
+              <w:rPr>
+                <w:rFonts w:ascii="Arial" w:hAnsi="Arial" w:cs="Arial"/>
+                <w:b/>
+                <w:bCs/>
+              </w:rPr>
+              <w:t>What they do</w:t>
+            </w:r>
+          </w:p>
+        </w:tc>
+      </w:tr>
+      <w:tr>
+        <w:trPr>
+          <w:tblCellSpacing w:w="15" w:type="dxa"/>
+        </w:trPr>
+        <w:tc>
+          <w:tcPr>
+            <w:tcW w:w="0" w:type="auto"/>
+            <w:vAlign w:val="center"/>
+            <w:hideMark/>
+          </w:tcPr>
+          <w:p>
+            <w:pPr>
+              <w:rPr>
+                <w:rFonts w:ascii="Arial" w:hAnsi="Arial" w:cs="Arial"/>
+              </w:rPr>
+            </w:pPr>
+            <w:r>
+              <w:rPr>
+                <w:rFonts w:ascii="Arial" w:hAnsi="Arial" w:cs="Arial"/>
+                <w:b/>
+                <w:bCs/>
+              </w:rPr>
+              <w:t>Software Developer</w:t>
+            </w:r>
+          </w:p>
+        </w:tc>
+        <w:tc>
+          <w:tcPr>
+            <w:tcW w:w="0" w:type="auto"/>
+            <w:vAlign w:val="center"/>
+            <w:hideMark/>
+          </w:tcPr>
+          <w:p>
+            <w:pPr>
+              <w:rPr>
+                <w:rFonts w:ascii="Arial" w:hAnsi="Arial" w:cs="Arial"/>
+              </w:rPr>
+            </w:pPr>
+            <w:r>
+              <w:rPr>
+                <w:rFonts w:ascii="Arial" w:hAnsi="Arial" w:cs="Arial"/>
+              </w:rPr>
+              <w:t>Designs, develops, and maintains software applications.</w:t>
+            </w:r>
+          </w:p>
+        </w:tc>
+      </w:tr>
+      <w:tr>
+        <w:trPr>
+          <w:tblCellSpacing w:w="15" w:type="dxa"/>
+        </w:trPr>
+        <w:tc>
+          <w:tcPr>
+            <w:tcW w:w="0" w:type="auto"/>
+            <w:vAlign w:val="center"/>
+            <w:hideMark/>
+          </w:tcPr>
+          <w:p>
+            <w:pPr>
+              <w:rPr>
+                <w:rFonts w:ascii="Arial" w:hAnsi="Arial" w:cs="Arial"/>
+              </w:rPr>
+            </w:pPr>
+            <w:r>
+              <w:rPr>
+                <w:rFonts w:ascii="Arial" w:hAnsi="Arial" w:cs="Arial"/>
+                <w:b/>
+                <w:bCs/>
+              </w:rPr>
+              <w:t>Web Developer</w:t>
+            </w:r>
+          </w:p>
+        </w:tc>
+        <w:tc>
+          <w:tcPr>
+            <w:tcW w:w="0" w:type="auto"/>
+            <w:vAlign w:val="center"/>
+            <w:hideMark/>
+          </w:tcPr>
+          <w:p>
+            <w:pPr>
+              <w:rPr>
+                <w:rFonts w:ascii="Arial" w:hAnsi="Arial" w:cs="Arial"/>
+              </w:rPr>
+            </w:pPr>
+            <w:r>
+              <w:rPr>
+                <w:rFonts w:ascii="Arial" w:hAnsi="Arial" w:cs="Arial"/>
+              </w:rPr>
+              <w:t>Creates and maintains websites and web applications.</w:t>
+            </w:r>
+          </w:p>
+        </w:tc>
+      </w:tr>
+      <w:tr>
+        <w:trPr>
+          <w:tblCellSpacing w:w="15" w:type="dxa"/>
+        </w:trPr>
+        <w:tc>
+          <w:tcPr>
+            <w:tcW w:w="0" w:type="auto"/>
+            <w:vAlign w:val="center"/>
+            <w:hideMark/>
+          </w:tcPr>
+          <w:p>
+            <w:pPr>
+              <w:rPr>
+                <w:rFonts w:ascii="Arial" w:hAnsi="Arial" w:cs="Arial"/>
+              </w:rPr>
+            </w:pPr>
+            <w:r>
+              <w:rPr>
+                <w:rFonts w:ascii="Arial" w:hAnsi="Arial" w:cs="Arial"/>
+                <w:b/>
+                <w:bCs/>
+              </w:rPr>
+              <w:t>Data Analyst</w:t>
+            </w:r>
+          </w:p>
+        </w:tc>
+        <w:tc>
+          <w:tcPr>
+            <w:tcW w:w="0" w:type="auto"/>
+            <w:vAlign w:val="center"/>
+            <w:hideMark/>
+          </w:tcPr>
+          <w:p>
+            <w:pPr>
+              <w:rPr>
+                <w:rFonts w:ascii="Arial" w:hAnsi="Arial" w:cs="Arial"/>
+              </w:rPr>
+            </w:pPr>
+            <w:r>
+              <w:rPr>
+                <w:rFonts w:ascii="Arial" w:hAnsi="Arial" w:cs="Arial"/>
+              </w:rPr>
+              <w:t>Analyzes data to find useful insights and support business decisions.</w:t>
+            </w:r>
+          </w:p>
+        </w:tc>
+      </w:tr>
+      <w:tr>
+        <w:trPr>
+          <w:tblCellSpacing w:w="15" w:type="dxa"/>
+        </w:trPr>
+        <w:tc>
+          <w:tcPr>
+            <w:tcW w:w="0" w:type="auto"/>
+            <w:vAlign w:val="center"/>
+            <w:hideMark/>
+          </w:tcPr>
+          <w:p>
+            <w:pPr>
+              <w:rPr>
+                <w:rFonts w:ascii="Arial" w:hAnsi="Arial" w:cs="Arial"/>
+              </w:rPr>
+            </w:pPr>
+            <w:r>
+              <w:rPr>
+                <w:rFonts w:ascii="Arial" w:hAnsi="Arial" w:cs="Arial"/>
+                <w:b/>
+                <w:bCs/>
+              </w:rPr>
+              <w:t>System Administrator</w:t>
+            </w:r>
+          </w:p>
+        </w:tc>
+        <w:tc>
+          <w:tcPr>
+            <w:tcW w:w="0" w:type="auto"/>
+            <w:vAlign w:val="center"/>
+            <w:hideMark/>
+          </w:tcPr>
+          <w:p>
+            <w:pPr>
+              <w:rPr>
+                <w:rFonts w:ascii="Arial" w:hAnsi="Arial" w:cs="Arial"/>
+              </w:rPr>
+            </w:pPr>
+            <w:r>
+              <w:rPr>
+                <w:rFonts w:ascii="Arial" w:hAnsi="Arial" w:cs="Arial"/>
+              </w:rPr>
+              <w:t>Manages and maintains computer systems, servers, and networks.</w:t>
+            </w:r>
+          </w:p>
+        </w:tc>
+      </w:tr>
+      <w:tr>
+        <w:trPr>
+          <w:tblCellSpacing w:w="15" w:type="dxa"/>
+        </w:trPr>
+        <w:tc>
+          <w:tcPr>
+            <w:tcW w:w="0" w:type="auto"/>
+            <w:vAlign w:val="center"/>
+            <w:hideMark/>
+          </w:tcPr>
+          <w:p>
+            <w:pPr>
+              <w:rPr>
+                <w:rFonts w:ascii="Arial" w:hAnsi="Arial" w:cs="Arial"/>
+              </w:rPr>
+            </w:pPr>
+            <w:r>
+              <w:rPr>
+                <w:rFonts w:ascii="Arial" w:hAnsi="Arial" w:cs="Arial"/>
+                <w:b/>
+                <w:bCs/>
+              </w:rPr>
+              <w:t>Software Tester / QA Engineer</w:t>
+            </w:r>
+          </w:p>
+        </w:tc>
+        <w:tc>
+          <w:tcPr>
+            <w:tcW w:w="0" w:type="auto"/>
+            <w:vAlign w:val="center"/>
+            <w:hideMark/>
+          </w:tcPr>
+          <w:p>
+            <w:pPr>
+              <w:rPr>
+                <w:rFonts w:ascii="Arial" w:hAnsi="Arial" w:cs="Arial"/>
+              </w:rPr>
+            </w:pPr>
+            <w:r>
+              <w:rPr>
+                <w:rFonts w:ascii="Arial" w:hAnsi="Arial" w:cs="Arial"/>
+              </w:rPr>
+              <w:t>Tests software to find bugs and ensure it works correctly.</w:t>
+            </w:r>
+          </w:p>
+        </w:tc>
+      </w:tr>
+    </w:tbl>
+    <w:p>
+      <w:pPr>
+        <w:rPr>
+          <w:rFonts w:ascii="Arial" w:hAnsi="Arial" w:cs="Arial"/>
+          <w:b/>
+          <w:bCs/>
+        </w:rPr>
+      </w:pPr>
+    </w:p>
+    <w:p>
+      <w:pPr>
+        <w:rPr>
+          <w:rFonts w:ascii="Arial" w:hAnsi="Arial" w:cs="Arial"/>
+          <w:b/>
+          <w:bCs/>
+        </w:rPr>
+      </w:pPr>
+      <w:r>
+        <w:rPr>
+          <w:rFonts w:ascii="Arial" w:hAnsi="Arial" w:cs="Arial"/>
+          <w:b/>
+          <w:bCs/>
+        </w:rPr>
+        <w:t>2. Product Companies and Service Companies</w:t>
       </w:r>
     </w:p>
     <w:p>
       <w:pPr>
-        <w:numPr>
-          <w:ilvl w:val="1"/>
-          <w:numId w:val="1"/>
-        </w:numPr>
+        <w:rPr>
+          <w:rFonts w:ascii="Arial" w:hAnsi="Arial" w:cs="Arial"/>
+        </w:rPr>
       </w:pPr>
       <w:r>
         <w:rPr>
-          <w:b/>
-          <w:bCs/>
-        </w:rPr>
-        <w:t>Software Developer:</w:t>
-      </w:r>
-      <w:r>
-        <w:t xml:space="preserve"> Designs, codes, and maintains software applications.</w:t>
-      </w:r>
-    </w:p>
-    <w:p>
-      <w:pPr>
-        <w:numPr>
-          <w:ilvl w:val="1"/>
-          <w:numId w:val="1"/>
-        </w:numPr>
-      </w:pPr>
-      <w:r>
-        <w:rPr>
-          <w:b/>
-          <w:bCs/>
-        </w:rPr>
-        <w:t>Web Developer:</w:t>
-      </w:r>
-      <w:r>
-        <w:t xml:space="preserve"> Creates and maintains websites and web applications.</w:t>
-      </w:r>
-    </w:p>
-    <w:p>
-      <w:pPr>
-        <w:numPr>
-          <w:ilvl w:val="1"/>
-          <w:numId w:val="1"/>
-        </w:numPr>
-      </w:pPr>
-      <w:r>
-        <w:rPr>
-          <w:b/>
-          <w:bCs/>
-        </w:rPr>
-        <w:t>Database Administrator (DBA):</w:t>
-      </w:r>
-      <w:r>
-        <w:t xml:space="preserve"> Manages databases, data security, and backups.</w:t>
-      </w:r>
-    </w:p>
-    <w:p>
-      <w:pPr>
-        <w:numPr>
-          <w:ilvl w:val="1"/>
-          <w:numId w:val="1"/>
-        </w:numPr>
-      </w:pPr>
-      <w:r>
-        <w:rPr>
-          <w:b/>
-          <w:bCs/>
-        </w:rPr>
-        <w:t>Network Engineer:</w:t>
-      </w:r>
-      <w:r>
-        <w:t xml:space="preserve"> Designs, manages, and troubleshoots computer networks.</w:t>
-      </w:r>
-    </w:p>
-    <w:p>
-      <w:pPr>
-        <w:numPr>
-          <w:ilvl w:val="1"/>
-          <w:numId w:val="1"/>
-        </w:numPr>
-      </w:pPr>
-      <w:r>
-        <w:rPr>
-          <w:b/>
-          <w:bCs/>
-        </w:rPr>
-        <w:t>Software Tester:</w:t>
-      </w:r>
-      <w:r>
-        <w:t xml:space="preserve"> Tests software to find bugs and ensure quality.</w:t>
-      </w:r>
-    </w:p>
-    <w:p>
-      <w:pPr>
-        <w:numPr>
-          <w:ilvl w:val="0"/>
-          <w:numId w:val="1"/>
-        </w:numPr>
-      </w:pPr>
-      <w:r>
-        <w:rPr>
-          <w:b/>
-          <w:bCs/>
-        </w:rPr>
-        <w:t>Product and Service Companies</w:t>
-      </w:r>
-    </w:p>
-    <w:p>
-      <w:r>
-        <w:rPr>
+          <w:rFonts w:ascii="Arial" w:hAnsi="Arial" w:cs="Arial"/>
           <w:b/>
           <w:bCs/>
         </w:rPr>
@@ -134,60 +377,87 @@
     <w:p>
       <w:pPr>
         <w:numPr>
-          <w:ilvl w:val="1"/>
-          <w:numId w:val="1"/>
+          <w:ilvl w:val="0"/>
+          <w:numId w:val="4"/>
         </w:numPr>
+        <w:rPr>
+          <w:rFonts w:ascii="Arial" w:hAnsi="Arial" w:cs="Arial"/>
+        </w:rPr>
       </w:pPr>
       <w:r>
         <w:rPr>
+          <w:rFonts w:ascii="Arial" w:hAnsi="Arial" w:cs="Arial"/>
           <w:b/>
           <w:bCs/>
         </w:rPr>
-        <w:t>Microsoft:</w:t>
+        <w:t>Microsoft</w:t>
       </w:r>
       <w:r>
-        <w:t xml:space="preserve"> Develops products such as Windows and Microsoft 365.</w:t>
+        <w:rPr>
+          <w:rFonts w:ascii="Arial" w:hAnsi="Arial" w:cs="Arial"/>
+        </w:rPr>
+        <w:t xml:space="preserve"> – Develops products such as Windows and Microsoft 365. </w:t>
       </w:r>
     </w:p>
     <w:p>
       <w:pPr>
         <w:numPr>
-          <w:ilvl w:val="1"/>
-          <w:numId w:val="1"/>
+          <w:ilvl w:val="0"/>
+          <w:numId w:val="4"/>
         </w:numPr>
+        <w:rPr>
+          <w:rFonts w:ascii="Arial" w:hAnsi="Arial" w:cs="Arial"/>
+        </w:rPr>
       </w:pPr>
       <w:r>
         <w:rPr>
+          <w:rFonts w:ascii="Arial" w:hAnsi="Arial" w:cs="Arial"/>
           <w:b/>
           <w:bCs/>
         </w:rPr>
-        <w:t>Apple:</w:t>
+        <w:t>Google</w:t>
       </w:r>
       <w:r>
-        <w:t xml:space="preserve"> Develops products such as iPhone, Mac, and iOS.</w:t>
+        <w:rPr>
+          <w:rFonts w:ascii="Arial" w:hAnsi="Arial" w:cs="Arial"/>
+        </w:rPr>
+        <w:t xml:space="preserve"> – Develops products such as Google Search, Android, and Google Maps. </w:t>
       </w:r>
     </w:p>
     <w:p>
       <w:pPr>
         <w:numPr>
-          <w:ilvl w:val="1"/>
-          <w:numId w:val="1"/>
+          <w:ilvl w:val="0"/>
+          <w:numId w:val="4"/>
         </w:numPr>
+        <w:rPr>
+          <w:rFonts w:ascii="Arial" w:hAnsi="Arial" w:cs="Arial"/>
+        </w:rPr>
       </w:pPr>
       <w:r>
         <w:rPr>
+          <w:rFonts w:ascii="Arial" w:hAnsi="Arial" w:cs="Arial"/>
           <w:b/>
           <w:bCs/>
         </w:rPr>
-        <w:t>Google:</w:t>
+        <w:t>Adobe</w:t>
       </w:r>
       <w:r>
-        <w:t xml:space="preserve"> Develops products such as Google Search and Android.</w:t>
+        <w:rPr>
+          <w:rFonts w:ascii="Arial" w:hAnsi="Arial" w:cs="Arial"/>
+        </w:rPr>
+        <w:t xml:space="preserve"> – Develops software products such as Photoshop and Acrobat. </w:t>
       </w:r>
     </w:p>
     <w:p>
+      <w:pPr>
+        <w:rPr>
+          <w:rFonts w:ascii="Arial" w:hAnsi="Arial" w:cs="Arial"/>
+        </w:rPr>
+      </w:pPr>
       <w:r>
         <w:rPr>
+          <w:rFonts w:ascii="Arial" w:hAnsi="Arial" w:cs="Arial"/>
           <w:b/>
           <w:bCs/>
         </w:rPr>
@@ -197,316 +467,968 @@
     <w:p>
       <w:pPr>
         <w:numPr>
-          <w:ilvl w:val="1"/>
-          <w:numId w:val="1"/>
+          <w:ilvl w:val="0"/>
+          <w:numId w:val="5"/>
         </w:numPr>
+        <w:rPr>
+          <w:rFonts w:ascii="Arial" w:hAnsi="Arial" w:cs="Arial"/>
+        </w:rPr>
       </w:pPr>
       <w:r>
         <w:rPr>
+          <w:rFonts w:ascii="Arial" w:hAnsi="Arial" w:cs="Arial"/>
           <w:b/>
           <w:bCs/>
         </w:rPr>
-        <w:t>TCS:</w:t>
+        <w:t>TCS</w:t>
       </w:r>
       <w:r>
-        <w:t xml:space="preserve"> Provides IT services such as software development and consulting.</w:t>
+        <w:rPr>
+          <w:rFonts w:ascii="Arial" w:hAnsi="Arial" w:cs="Arial"/>
+        </w:rPr>
+        <w:t xml:space="preserve"> – Provides IT consulting and software development services to clients. </w:t>
       </w:r>
     </w:p>
     <w:p>
       <w:pPr>
         <w:numPr>
-          <w:ilvl w:val="1"/>
-          <w:numId w:val="1"/>
+          <w:ilvl w:val="0"/>
+          <w:numId w:val="5"/>
         </w:numPr>
+        <w:rPr>
+          <w:rFonts w:ascii="Arial" w:hAnsi="Arial" w:cs="Arial"/>
+        </w:rPr>
       </w:pPr>
       <w:r>
         <w:rPr>
+          <w:rFonts w:ascii="Arial" w:hAnsi="Arial" w:cs="Arial"/>
           <w:b/>
           <w:bCs/>
         </w:rPr>
-        <w:t>Infosys:</w:t>
+        <w:t>Infosys</w:t>
       </w:r>
       <w:r>
-        <w:t xml:space="preserve"> Provides IT consulting and digital transformation services.</w:t>
+        <w:rPr>
+          <w:rFonts w:ascii="Arial" w:hAnsi="Arial" w:cs="Arial"/>
+        </w:rPr>
+        <w:t xml:space="preserve"> – Provides technology consulting and digital transformation services. </w:t>
       </w:r>
     </w:p>
     <w:p>
       <w:pPr>
         <w:numPr>
-          <w:ilvl w:val="1"/>
-          <w:numId w:val="1"/>
+          <w:ilvl w:val="0"/>
+          <w:numId w:val="5"/>
         </w:numPr>
+        <w:rPr>
+          <w:rFonts w:ascii="Arial" w:hAnsi="Arial" w:cs="Arial"/>
+        </w:rPr>
       </w:pPr>
       <w:r>
         <w:rPr>
+          <w:rFonts w:ascii="Arial" w:hAnsi="Arial" w:cs="Arial"/>
           <w:b/>
           <w:bCs/>
         </w:rPr>
-        <w:t>Wipro:</w:t>
+        <w:t>Wipro</w:t>
       </w:r>
       <w:r>
-        <w:t xml:space="preserve"> Provides IT services such as cloud computing and business solutions.</w:t>
+        <w:rPr>
+          <w:rFonts w:ascii="Arial" w:hAnsi="Arial" w:cs="Arial"/>
+        </w:rPr>
+        <w:t xml:space="preserve"> – Provides IT services such as cloud computing and application development. </w:t>
       </w:r>
     </w:p>
     <w:p>
       <w:pPr>
-        <w:numPr>
-          <w:ilvl w:val="0"/>
-          <w:numId w:val="1"/>
-        </w:numPr>
-      </w:pPr>
-      <w:r>
-        <w:rPr>
+        <w:rPr>
+          <w:rFonts w:ascii="Arial" w:hAnsi="Arial" w:cs="Arial"/>
           <w:b/>
           <w:bCs/>
         </w:rPr>
-        <w:t>Full Forms and Uses</w:t>
+      </w:pPr>
+    </w:p>
+    <w:p>
+      <w:pPr>
+        <w:rPr>
+          <w:rFonts w:ascii="Arial" w:hAnsi="Arial" w:cs="Arial"/>
+          <w:b/>
+          <w:bCs/>
+        </w:rPr>
+      </w:pPr>
+      <w:r>
+        <w:rPr>
+          <w:rFonts w:ascii="Arial" w:hAnsi="Arial" w:cs="Arial"/>
+          <w:b/>
+          <w:bCs/>
+        </w:rPr>
+        <w:t>3. Full Forms and Uses</w:t>
+      </w:r>
+    </w:p>
+    <w:tbl>
+      <w:tblPr>
+        <w:tblW w:w="0" w:type="auto"/>
+        <w:tblCellSpacing w:w="15" w:type="dxa"/>
+        <w:tblBorders>
+          <w:top w:val="single" w:sz="4" w:space="0" w:color="auto"/>
+          <w:left w:val="single" w:sz="4" w:space="0" w:color="auto"/>
+          <w:bottom w:val="single" w:sz="4" w:space="0" w:color="auto"/>
+          <w:right w:val="single" w:sz="4" w:space="0" w:color="auto"/>
+          <w:insideH w:val="single" w:sz="4" w:space="0" w:color="auto"/>
+          <w:insideV w:val="single" w:sz="4" w:space="0" w:color="auto"/>
+        </w:tblBorders>
+        <w:tblCellMar>
+          <w:top w:w="15" w:type="dxa"/>
+          <w:left w:w="15" w:type="dxa"/>
+          <w:bottom w:w="15" w:type="dxa"/>
+          <w:right w:w="15" w:type="dxa"/>
+        </w:tblCellMar>
+        <w:tblLook w:val="04A0" w:firstRow="1" w:lastRow="0" w:firstColumn="1" w:lastColumn="0" w:noHBand="0" w:noVBand="1"/>
+      </w:tblPr>
+      <w:tblGrid>
+        <w:gridCol w:w="895"/>
+        <w:gridCol w:w="3990"/>
+        <w:gridCol w:w="5905"/>
+      </w:tblGrid>
+      <w:tr>
+        <w:trPr>
+          <w:tblHeader/>
+          <w:tblCellSpacing w:w="15" w:type="dxa"/>
+        </w:trPr>
+        <w:tc>
+          <w:tcPr>
+            <w:tcW w:w="0" w:type="auto"/>
+            <w:vAlign w:val="center"/>
+            <w:hideMark/>
+          </w:tcPr>
+          <w:p>
+            <w:pPr>
+              <w:rPr>
+                <w:rFonts w:ascii="Arial" w:hAnsi="Arial" w:cs="Arial"/>
+                <w:b/>
+                <w:bCs/>
+              </w:rPr>
+            </w:pPr>
+            <w:r>
+              <w:rPr>
+                <w:rFonts w:ascii="Arial" w:hAnsi="Arial" w:cs="Arial"/>
+                <w:b/>
+                <w:bCs/>
+              </w:rPr>
+              <w:t>Term</w:t>
+            </w:r>
+          </w:p>
+        </w:tc>
+        <w:tc>
+          <w:tcPr>
+            <w:tcW w:w="0" w:type="auto"/>
+            <w:vAlign w:val="center"/>
+            <w:hideMark/>
+          </w:tcPr>
+          <w:p>
+            <w:pPr>
+              <w:rPr>
+                <w:rFonts w:ascii="Arial" w:hAnsi="Arial" w:cs="Arial"/>
+                <w:b/>
+                <w:bCs/>
+              </w:rPr>
+            </w:pPr>
+            <w:r>
+              <w:rPr>
+                <w:rFonts w:ascii="Arial" w:hAnsi="Arial" w:cs="Arial"/>
+                <w:b/>
+                <w:bCs/>
+              </w:rPr>
+              <w:t>Full Form</w:t>
+            </w:r>
+          </w:p>
+        </w:tc>
+        <w:tc>
+          <w:tcPr>
+            <w:tcW w:w="0" w:type="auto"/>
+            <w:vAlign w:val="center"/>
+            <w:hideMark/>
+          </w:tcPr>
+          <w:p>
+            <w:pPr>
+              <w:rPr>
+                <w:rFonts w:ascii="Arial" w:hAnsi="Arial" w:cs="Arial"/>
+                <w:b/>
+                <w:bCs/>
+              </w:rPr>
+            </w:pPr>
+            <w:r>
+              <w:rPr>
+                <w:rFonts w:ascii="Arial" w:hAnsi="Arial" w:cs="Arial"/>
+                <w:b/>
+                <w:bCs/>
+              </w:rPr>
+              <w:t>Use</w:t>
+            </w:r>
+          </w:p>
+        </w:tc>
+      </w:tr>
+      <w:tr>
+        <w:trPr>
+          <w:tblCellSpacing w:w="15" w:type="dxa"/>
+        </w:trPr>
+        <w:tc>
+          <w:tcPr>
+            <w:tcW w:w="0" w:type="auto"/>
+            <w:vAlign w:val="center"/>
+            <w:hideMark/>
+          </w:tcPr>
+          <w:p>
+            <w:pPr>
+              <w:rPr>
+                <w:rFonts w:ascii="Arial" w:hAnsi="Arial" w:cs="Arial"/>
+              </w:rPr>
+            </w:pPr>
+            <w:r>
+              <w:rPr>
+                <w:rFonts w:ascii="Arial" w:hAnsi="Arial" w:cs="Arial"/>
+                <w:b/>
+                <w:bCs/>
+              </w:rPr>
+              <w:t>GitHub</w:t>
+            </w:r>
+          </w:p>
+        </w:tc>
+        <w:tc>
+          <w:tcPr>
+            <w:tcW w:w="0" w:type="auto"/>
+            <w:vAlign w:val="center"/>
+            <w:hideMark/>
+          </w:tcPr>
+          <w:p>
+            <w:pPr>
+              <w:rPr>
+                <w:rFonts w:ascii="Arial" w:hAnsi="Arial" w:cs="Arial"/>
+              </w:rPr>
+            </w:pPr>
+            <w:r>
+              <w:rPr>
+                <w:rFonts w:ascii="Arial" w:hAnsi="Arial" w:cs="Arial"/>
+              </w:rPr>
+              <w:t>GitHub is the platform name (not an acronym)</w:t>
+            </w:r>
+          </w:p>
+        </w:tc>
+        <w:tc>
+          <w:tcPr>
+            <w:tcW w:w="0" w:type="auto"/>
+            <w:vAlign w:val="center"/>
+            <w:hideMark/>
+          </w:tcPr>
+          <w:p>
+            <w:pPr>
+              <w:rPr>
+                <w:rFonts w:ascii="Arial" w:hAnsi="Arial" w:cs="Arial"/>
+              </w:rPr>
+            </w:pPr>
+            <w:r>
+              <w:rPr>
+                <w:rFonts w:ascii="Arial" w:hAnsi="Arial" w:cs="Arial"/>
+              </w:rPr>
+              <w:t>Used to host, manage, and collaborate on code repositories.</w:t>
+            </w:r>
+          </w:p>
+        </w:tc>
+      </w:tr>
+      <w:tr>
+        <w:trPr>
+          <w:tblCellSpacing w:w="15" w:type="dxa"/>
+        </w:trPr>
+        <w:tc>
+          <w:tcPr>
+            <w:tcW w:w="0" w:type="auto"/>
+            <w:vAlign w:val="center"/>
+            <w:hideMark/>
+          </w:tcPr>
+          <w:p>
+            <w:pPr>
+              <w:rPr>
+                <w:rFonts w:ascii="Arial" w:hAnsi="Arial" w:cs="Arial"/>
+              </w:rPr>
+            </w:pPr>
+            <w:r>
+              <w:rPr>
+                <w:rFonts w:ascii="Arial" w:hAnsi="Arial" w:cs="Arial"/>
+                <w:b/>
+                <w:bCs/>
+              </w:rPr>
+              <w:t>Slack</w:t>
+            </w:r>
+          </w:p>
+        </w:tc>
+        <w:tc>
+          <w:tcPr>
+            <w:tcW w:w="0" w:type="auto"/>
+            <w:vAlign w:val="center"/>
+            <w:hideMark/>
+          </w:tcPr>
+          <w:p>
+            <w:pPr>
+              <w:rPr>
+                <w:rFonts w:ascii="Arial" w:hAnsi="Arial" w:cs="Arial"/>
+              </w:rPr>
+            </w:pPr>
+            <w:r>
+              <w:rPr>
+                <w:rFonts w:ascii="Arial" w:hAnsi="Arial" w:cs="Arial"/>
+              </w:rPr>
+              <w:t>Slack is a product name (not an acronym)</w:t>
+            </w:r>
+          </w:p>
+        </w:tc>
+        <w:tc>
+          <w:tcPr>
+            <w:tcW w:w="0" w:type="auto"/>
+            <w:vAlign w:val="center"/>
+            <w:hideMark/>
+          </w:tcPr>
+          <w:p>
+            <w:pPr>
+              <w:rPr>
+                <w:rFonts w:ascii="Arial" w:hAnsi="Arial" w:cs="Arial"/>
+              </w:rPr>
+            </w:pPr>
+            <w:r>
+              <w:rPr>
+                <w:rFonts w:ascii="Arial" w:hAnsi="Arial" w:cs="Arial"/>
+              </w:rPr>
+              <w:t>Used for team communication and collaboration.</w:t>
+            </w:r>
+          </w:p>
+        </w:tc>
+      </w:tr>
+      <w:tr>
+        <w:trPr>
+          <w:tblCellSpacing w:w="15" w:type="dxa"/>
+        </w:trPr>
+        <w:tc>
+          <w:tcPr>
+            <w:tcW w:w="0" w:type="auto"/>
+            <w:vAlign w:val="center"/>
+            <w:hideMark/>
+          </w:tcPr>
+          <w:p>
+            <w:pPr>
+              <w:rPr>
+                <w:rFonts w:ascii="Arial" w:hAnsi="Arial" w:cs="Arial"/>
+              </w:rPr>
+            </w:pPr>
+            <w:r>
+              <w:rPr>
+                <w:rFonts w:ascii="Arial" w:hAnsi="Arial" w:cs="Arial"/>
+                <w:b/>
+                <w:bCs/>
+              </w:rPr>
+              <w:t>Jira</w:t>
+            </w:r>
+          </w:p>
+        </w:tc>
+        <w:tc>
+          <w:tcPr>
+            <w:tcW w:w="0" w:type="auto"/>
+            <w:vAlign w:val="center"/>
+            <w:hideMark/>
+          </w:tcPr>
+          <w:p>
+            <w:pPr>
+              <w:rPr>
+                <w:rFonts w:ascii="Arial" w:hAnsi="Arial" w:cs="Arial"/>
+              </w:rPr>
+            </w:pPr>
+            <w:r>
+              <w:rPr>
+                <w:rFonts w:ascii="Arial" w:hAnsi="Arial" w:cs="Arial"/>
+              </w:rPr>
+              <w:t>Jira is a product name (not an acronym)</w:t>
+            </w:r>
+          </w:p>
+        </w:tc>
+        <w:tc>
+          <w:tcPr>
+            <w:tcW w:w="0" w:type="auto"/>
+            <w:vAlign w:val="center"/>
+            <w:hideMark/>
+          </w:tcPr>
+          <w:p>
+            <w:pPr>
+              <w:rPr>
+                <w:rFonts w:ascii="Arial" w:hAnsi="Arial" w:cs="Arial"/>
+              </w:rPr>
+            </w:pPr>
+            <w:r>
+              <w:rPr>
+                <w:rFonts w:ascii="Arial" w:hAnsi="Arial" w:cs="Arial"/>
+              </w:rPr>
+              <w:t>Used to track tasks, bugs, and software projects.</w:t>
+            </w:r>
+          </w:p>
+        </w:tc>
+      </w:tr>
+      <w:tr>
+        <w:trPr>
+          <w:tblCellSpacing w:w="15" w:type="dxa"/>
+        </w:trPr>
+        <w:tc>
+          <w:tcPr>
+            <w:tcW w:w="0" w:type="auto"/>
+            <w:vAlign w:val="center"/>
+            <w:hideMark/>
+          </w:tcPr>
+          <w:p>
+            <w:pPr>
+              <w:rPr>
+                <w:rFonts w:ascii="Arial" w:hAnsi="Arial" w:cs="Arial"/>
+              </w:rPr>
+            </w:pPr>
+            <w:r>
+              <w:rPr>
+                <w:rFonts w:ascii="Arial" w:hAnsi="Arial" w:cs="Arial"/>
+                <w:b/>
+                <w:bCs/>
+              </w:rPr>
+              <w:t>IDE</w:t>
+            </w:r>
+          </w:p>
+        </w:tc>
+        <w:tc>
+          <w:tcPr>
+            <w:tcW w:w="0" w:type="auto"/>
+            <w:vAlign w:val="center"/>
+            <w:hideMark/>
+          </w:tcPr>
+          <w:p>
+            <w:pPr>
+              <w:rPr>
+                <w:rFonts w:ascii="Arial" w:hAnsi="Arial" w:cs="Arial"/>
+              </w:rPr>
+            </w:pPr>
+            <w:r>
+              <w:rPr>
+                <w:rFonts w:ascii="Arial" w:hAnsi="Arial" w:cs="Arial"/>
+              </w:rPr>
+              <w:t>Integrated Development Environment</w:t>
+            </w:r>
+          </w:p>
+        </w:tc>
+        <w:tc>
+          <w:tcPr>
+            <w:tcW w:w="0" w:type="auto"/>
+            <w:vAlign w:val="center"/>
+            <w:hideMark/>
+          </w:tcPr>
+          <w:p>
+            <w:pPr>
+              <w:rPr>
+                <w:rFonts w:ascii="Arial" w:hAnsi="Arial" w:cs="Arial"/>
+              </w:rPr>
+            </w:pPr>
+            <w:r>
+              <w:rPr>
+                <w:rFonts w:ascii="Arial" w:hAnsi="Arial" w:cs="Arial"/>
+              </w:rPr>
+              <w:t>Used to write, run, debug, and manage program code.</w:t>
+            </w:r>
+          </w:p>
+        </w:tc>
+      </w:tr>
+      <w:tr>
+        <w:trPr>
+          <w:tblCellSpacing w:w="15" w:type="dxa"/>
+        </w:trPr>
+        <w:tc>
+          <w:tcPr>
+            <w:tcW w:w="0" w:type="auto"/>
+            <w:vAlign w:val="center"/>
+            <w:hideMark/>
+          </w:tcPr>
+          <w:p>
+            <w:pPr>
+              <w:rPr>
+                <w:rFonts w:ascii="Arial" w:hAnsi="Arial" w:cs="Arial"/>
+              </w:rPr>
+            </w:pPr>
+            <w:r>
+              <w:rPr>
+                <w:rFonts w:ascii="Arial" w:hAnsi="Arial" w:cs="Arial"/>
+                <w:b/>
+                <w:bCs/>
+              </w:rPr>
+              <w:lastRenderedPageBreak/>
+              <w:t>API</w:t>
+            </w:r>
+          </w:p>
+        </w:tc>
+        <w:tc>
+          <w:tcPr>
+            <w:tcW w:w="0" w:type="auto"/>
+            <w:vAlign w:val="center"/>
+            <w:hideMark/>
+          </w:tcPr>
+          <w:p>
+            <w:pPr>
+              <w:rPr>
+                <w:rFonts w:ascii="Arial" w:hAnsi="Arial" w:cs="Arial"/>
+              </w:rPr>
+            </w:pPr>
+            <w:r>
+              <w:rPr>
+                <w:rFonts w:ascii="Arial" w:hAnsi="Arial" w:cs="Arial"/>
+              </w:rPr>
+              <w:t>Application Programming Interface</w:t>
+            </w:r>
+          </w:p>
+        </w:tc>
+        <w:tc>
+          <w:tcPr>
+            <w:tcW w:w="0" w:type="auto"/>
+            <w:vAlign w:val="center"/>
+            <w:hideMark/>
+          </w:tcPr>
+          <w:p>
+            <w:pPr>
+              <w:rPr>
+                <w:rFonts w:ascii="Arial" w:hAnsi="Arial" w:cs="Arial"/>
+              </w:rPr>
+            </w:pPr>
+            <w:r>
+              <w:rPr>
+                <w:rFonts w:ascii="Arial" w:hAnsi="Arial" w:cs="Arial"/>
+              </w:rPr>
+              <w:t>Allows different software applications to communicate with each other.</w:t>
+            </w:r>
+          </w:p>
+        </w:tc>
+      </w:tr>
+    </w:tbl>
+    <w:p>
+      <w:pPr>
+        <w:rPr>
+          <w:rFonts w:ascii="Arial" w:hAnsi="Arial" w:cs="Arial"/>
+          <w:b/>
+          <w:bCs/>
+        </w:rPr>
+      </w:pPr>
+    </w:p>
+    <w:p>
+      <w:pPr>
+        <w:rPr>
+          <w:rFonts w:ascii="Arial" w:hAnsi="Arial" w:cs="Arial"/>
+          <w:b/>
+          <w:bCs/>
+        </w:rPr>
+      </w:pPr>
+      <w:r>
+        <w:rPr>
+          <w:rFonts w:ascii="Arial" w:hAnsi="Arial" w:cs="Arial"/>
+          <w:b/>
+          <w:bCs/>
+        </w:rPr>
+        <w:t>4. Five Programming Languages</w:t>
+      </w:r>
+    </w:p>
+    <w:tbl>
+      <w:tblPr>
+        <w:tblW w:w="0" w:type="auto"/>
+        <w:tblCellSpacing w:w="15" w:type="dxa"/>
+        <w:tblBorders>
+          <w:top w:val="single" w:sz="4" w:space="0" w:color="auto"/>
+          <w:left w:val="single" w:sz="4" w:space="0" w:color="auto"/>
+          <w:bottom w:val="single" w:sz="4" w:space="0" w:color="auto"/>
+          <w:right w:val="single" w:sz="4" w:space="0" w:color="auto"/>
+          <w:insideH w:val="single" w:sz="4" w:space="0" w:color="auto"/>
+          <w:insideV w:val="single" w:sz="4" w:space="0" w:color="auto"/>
+        </w:tblBorders>
+        <w:tblCellMar>
+          <w:top w:w="15" w:type="dxa"/>
+          <w:left w:w="15" w:type="dxa"/>
+          <w:bottom w:w="15" w:type="dxa"/>
+          <w:right w:w="15" w:type="dxa"/>
+        </w:tblCellMar>
+        <w:tblLook w:val="04A0" w:firstRow="1" w:lastRow="0" w:firstColumn="1" w:lastColumn="0" w:noHBand="0" w:noVBand="1"/>
+      </w:tblPr>
+      <w:tblGrid>
+        <w:gridCol w:w="1310"/>
+        <w:gridCol w:w="6085"/>
+      </w:tblGrid>
+      <w:tr>
+        <w:trPr>
+          <w:tblHeader/>
+          <w:tblCellSpacing w:w="15" w:type="dxa"/>
+        </w:trPr>
+        <w:tc>
+          <w:tcPr>
+            <w:tcW w:w="0" w:type="auto"/>
+            <w:vAlign w:val="center"/>
+            <w:hideMark/>
+          </w:tcPr>
+          <w:p>
+            <w:pPr>
+              <w:rPr>
+                <w:rFonts w:ascii="Arial" w:hAnsi="Arial" w:cs="Arial"/>
+                <w:b/>
+                <w:bCs/>
+              </w:rPr>
+            </w:pPr>
+            <w:r>
+              <w:rPr>
+                <w:rFonts w:ascii="Arial" w:hAnsi="Arial" w:cs="Arial"/>
+                <w:b/>
+                <w:bCs/>
+              </w:rPr>
+              <w:t>Language</w:t>
+            </w:r>
+          </w:p>
+        </w:tc>
+        <w:tc>
+          <w:tcPr>
+            <w:tcW w:w="0" w:type="auto"/>
+            <w:vAlign w:val="center"/>
+            <w:hideMark/>
+          </w:tcPr>
+          <w:p>
+            <w:pPr>
+              <w:rPr>
+                <w:rFonts w:ascii="Arial" w:hAnsi="Arial" w:cs="Arial"/>
+                <w:b/>
+                <w:bCs/>
+              </w:rPr>
+            </w:pPr>
+            <w:r>
+              <w:rPr>
+                <w:rFonts w:ascii="Arial" w:hAnsi="Arial" w:cs="Arial"/>
+                <w:b/>
+                <w:bCs/>
+              </w:rPr>
+              <w:t>Popular Use Case</w:t>
+            </w:r>
+          </w:p>
+        </w:tc>
+      </w:tr>
+      <w:tr>
+        <w:trPr>
+          <w:tblCellSpacing w:w="15" w:type="dxa"/>
+        </w:trPr>
+        <w:tc>
+          <w:tcPr>
+            <w:tcW w:w="0" w:type="auto"/>
+            <w:vAlign w:val="center"/>
+            <w:hideMark/>
+          </w:tcPr>
+          <w:p>
+            <w:pPr>
+              <w:rPr>
+                <w:rFonts w:ascii="Arial" w:hAnsi="Arial" w:cs="Arial"/>
+              </w:rPr>
+            </w:pPr>
+            <w:r>
+              <w:rPr>
+                <w:rFonts w:ascii="Arial" w:hAnsi="Arial" w:cs="Arial"/>
+                <w:b/>
+                <w:bCs/>
+              </w:rPr>
+              <w:t>Python</w:t>
+            </w:r>
+          </w:p>
+        </w:tc>
+        <w:tc>
+          <w:tcPr>
+            <w:tcW w:w="0" w:type="auto"/>
+            <w:vAlign w:val="center"/>
+            <w:hideMark/>
+          </w:tcPr>
+          <w:p>
+            <w:pPr>
+              <w:rPr>
+                <w:rFonts w:ascii="Arial" w:hAnsi="Arial" w:cs="Arial"/>
+              </w:rPr>
+            </w:pPr>
+            <w:r>
+              <w:rPr>
+                <w:rFonts w:ascii="Arial" w:hAnsi="Arial" w:cs="Arial"/>
+              </w:rPr>
+              <w:t>Data science, AI, and automation</w:t>
+            </w:r>
+          </w:p>
+        </w:tc>
+      </w:tr>
+      <w:tr>
+        <w:trPr>
+          <w:tblCellSpacing w:w="15" w:type="dxa"/>
+        </w:trPr>
+        <w:tc>
+          <w:tcPr>
+            <w:tcW w:w="0" w:type="auto"/>
+            <w:vAlign w:val="center"/>
+            <w:hideMark/>
+          </w:tcPr>
+          <w:p>
+            <w:pPr>
+              <w:rPr>
+                <w:rFonts w:ascii="Arial" w:hAnsi="Arial" w:cs="Arial"/>
+              </w:rPr>
+            </w:pPr>
+            <w:r>
+              <w:rPr>
+                <w:rFonts w:ascii="Arial" w:hAnsi="Arial" w:cs="Arial"/>
+                <w:b/>
+                <w:bCs/>
+              </w:rPr>
+              <w:t>Java</w:t>
+            </w:r>
+          </w:p>
+        </w:tc>
+        <w:tc>
+          <w:tcPr>
+            <w:tcW w:w="0" w:type="auto"/>
+            <w:vAlign w:val="center"/>
+            <w:hideMark/>
+          </w:tcPr>
+          <w:p>
+            <w:pPr>
+              <w:rPr>
+                <w:rFonts w:ascii="Arial" w:hAnsi="Arial" w:cs="Arial"/>
+              </w:rPr>
+            </w:pPr>
+            <w:r>
+              <w:rPr>
+                <w:rFonts w:ascii="Arial" w:hAnsi="Arial" w:cs="Arial"/>
+              </w:rPr>
+              <w:t>Enterprise and Android applications</w:t>
+            </w:r>
+          </w:p>
+        </w:tc>
+      </w:tr>
+      <w:tr>
+        <w:trPr>
+          <w:tblCellSpacing w:w="15" w:type="dxa"/>
+        </w:trPr>
+        <w:tc>
+          <w:tcPr>
+            <w:tcW w:w="0" w:type="auto"/>
+            <w:vAlign w:val="center"/>
+            <w:hideMark/>
+          </w:tcPr>
+          <w:p>
+            <w:pPr>
+              <w:rPr>
+                <w:rFonts w:ascii="Arial" w:hAnsi="Arial" w:cs="Arial"/>
+              </w:rPr>
+            </w:pPr>
+            <w:r>
+              <w:rPr>
+                <w:rFonts w:ascii="Arial" w:hAnsi="Arial" w:cs="Arial"/>
+                <w:b/>
+                <w:bCs/>
+              </w:rPr>
+              <w:t>JavaScript</w:t>
+            </w:r>
+          </w:p>
+        </w:tc>
+        <w:tc>
+          <w:tcPr>
+            <w:tcW w:w="0" w:type="auto"/>
+            <w:vAlign w:val="center"/>
+            <w:hideMark/>
+          </w:tcPr>
+          <w:p>
+            <w:pPr>
+              <w:rPr>
+                <w:rFonts w:ascii="Arial" w:hAnsi="Arial" w:cs="Arial"/>
+              </w:rPr>
+            </w:pPr>
+            <w:r>
+              <w:rPr>
+                <w:rFonts w:ascii="Arial" w:hAnsi="Arial" w:cs="Arial"/>
+              </w:rPr>
+              <w:t>Web development</w:t>
+            </w:r>
+          </w:p>
+        </w:tc>
+      </w:tr>
+      <w:tr>
+        <w:trPr>
+          <w:tblCellSpacing w:w="15" w:type="dxa"/>
+        </w:trPr>
+        <w:tc>
+          <w:tcPr>
+            <w:tcW w:w="0" w:type="auto"/>
+            <w:vAlign w:val="center"/>
+            <w:hideMark/>
+          </w:tcPr>
+          <w:p>
+            <w:pPr>
+              <w:rPr>
+                <w:rFonts w:ascii="Arial" w:hAnsi="Arial" w:cs="Arial"/>
+              </w:rPr>
+            </w:pPr>
+            <w:r>
+              <w:rPr>
+                <w:rFonts w:ascii="Arial" w:hAnsi="Arial" w:cs="Arial"/>
+                <w:b/>
+                <w:bCs/>
+              </w:rPr>
+              <w:t>C++</w:t>
+            </w:r>
+          </w:p>
+        </w:tc>
+        <w:tc>
+          <w:tcPr>
+            <w:tcW w:w="0" w:type="auto"/>
+            <w:vAlign w:val="center"/>
+            <w:hideMark/>
+          </w:tcPr>
+          <w:p>
+            <w:pPr>
+              <w:rPr>
+                <w:rFonts w:ascii="Arial" w:hAnsi="Arial" w:cs="Arial"/>
+              </w:rPr>
+            </w:pPr>
+            <w:r>
+              <w:rPr>
+                <w:rFonts w:ascii="Arial" w:hAnsi="Arial" w:cs="Arial"/>
+              </w:rPr>
+              <w:t>Game development and system software</w:t>
+            </w:r>
+          </w:p>
+        </w:tc>
+      </w:tr>
+      <w:tr>
+        <w:trPr>
+          <w:tblCellSpacing w:w="15" w:type="dxa"/>
+        </w:trPr>
+        <w:tc>
+          <w:tcPr>
+            <w:tcW w:w="0" w:type="auto"/>
+            <w:vAlign w:val="center"/>
+            <w:hideMark/>
+          </w:tcPr>
+          <w:p>
+            <w:pPr>
+              <w:rPr>
+                <w:rFonts w:ascii="Arial" w:hAnsi="Arial" w:cs="Arial"/>
+              </w:rPr>
+            </w:pPr>
+            <w:r>
+              <w:rPr>
+                <w:rFonts w:ascii="Arial" w:hAnsi="Arial" w:cs="Arial"/>
+                <w:b/>
+                <w:bCs/>
+              </w:rPr>
+              <w:t>C#</w:t>
+            </w:r>
+          </w:p>
+        </w:tc>
+        <w:tc>
+          <w:tcPr>
+            <w:tcW w:w="0" w:type="auto"/>
+            <w:vAlign w:val="center"/>
+            <w:hideMark/>
+          </w:tcPr>
+          <w:p>
+            <w:pPr>
+              <w:rPr>
+                <w:rFonts w:ascii="Arial" w:hAnsi="Arial" w:cs="Arial"/>
+              </w:rPr>
+            </w:pPr>
+            <w:r>
+              <w:rPr>
+                <w:rFonts w:ascii="Arial" w:hAnsi="Arial" w:cs="Arial"/>
+              </w:rPr>
+              <w:t>Windows applications and game development with Unity</w:t>
+            </w:r>
+          </w:p>
+        </w:tc>
+      </w:tr>
+    </w:tbl>
+    <w:p>
+      <w:pPr>
+        <w:rPr>
+          <w:rFonts w:ascii="Arial" w:hAnsi="Arial" w:cs="Arial"/>
+          <w:b/>
+          <w:bCs/>
+        </w:rPr>
+      </w:pPr>
+    </w:p>
+    <w:p>
+      <w:pPr>
+        <w:rPr>
+          <w:rFonts w:ascii="Arial" w:hAnsi="Arial" w:cs="Arial"/>
+          <w:b/>
+          <w:bCs/>
+        </w:rPr>
+      </w:pPr>
+      <w:r>
+        <w:rPr>
+          <w:rFonts w:ascii="Arial" w:hAnsi="Arial" w:cs="Arial"/>
+          <w:b/>
+          <w:bCs/>
+        </w:rPr>
+        <w:t>5. Developer vs. Tester</w:t>
       </w:r>
     </w:p>
     <w:p>
       <w:pPr>
-        <w:numPr>
-          <w:ilvl w:val="1"/>
-          <w:numId w:val="1"/>
-        </w:numPr>
+        <w:rPr>
+          <w:rFonts w:ascii="Arial" w:hAnsi="Arial" w:cs="Arial"/>
+        </w:rPr>
       </w:pPr>
       <w:r>
         <w:rPr>
-          <w:b/>
-          <w:bCs/>
-        </w:rPr>
-        <w:t>GitHub –</w:t>
-      </w:r>
-      <w:r>
-        <w:t xml:space="preserve"> A platform for hosting, sharing, and collaborating on code.</w:t>
-      </w:r>
-    </w:p>
-    <w:p>
-      <w:pPr>
-        <w:numPr>
-          <w:ilvl w:val="1"/>
-          <w:numId w:val="1"/>
-        </w:numPr>
-      </w:pPr>
-      <w:r>
-        <w:rPr>
-          <w:b/>
-          <w:bCs/>
-        </w:rPr>
-        <w:t>Slack –</w:t>
-      </w:r>
-      <w:r>
-        <w:t xml:space="preserve"> A communication platform used by teams for messaging and collaboration.</w:t>
-      </w:r>
-    </w:p>
-    <w:p>
-      <w:pPr>
-        <w:numPr>
-          <w:ilvl w:val="1"/>
-          <w:numId w:val="1"/>
-        </w:numPr>
-      </w:pPr>
-      <w:r>
-        <w:rPr>
-          <w:b/>
-          <w:bCs/>
-        </w:rPr>
-        <w:t>Jira –</w:t>
-      </w:r>
-      <w:r>
-        <w:t xml:space="preserve"> A project-management tool used to track tasks, bugs, and software development work.</w:t>
-      </w:r>
-    </w:p>
-    <w:p>
-      <w:pPr>
-        <w:numPr>
-          <w:ilvl w:val="1"/>
-          <w:numId w:val="1"/>
-        </w:numPr>
-      </w:pPr>
-      <w:r>
-        <w:rPr>
-          <w:b/>
-          <w:bCs/>
-        </w:rPr>
-        <w:t>IDE – Integrated Development Environment:</w:t>
-      </w:r>
-      <w:r>
-        <w:t xml:space="preserve"> Software that provides tools for writing, running, and debugging code.</w:t>
-      </w:r>
-    </w:p>
-    <w:p>
-      <w:pPr>
-        <w:numPr>
-          <w:ilvl w:val="1"/>
-          <w:numId w:val="1"/>
-        </w:numPr>
-      </w:pPr>
-      <w:r>
-        <w:rPr>
-          <w:b/>
-          <w:bCs/>
-        </w:rPr>
-        <w:t>API – Application Programming Interface:</w:t>
-      </w:r>
-      <w:r>
-        <w:t xml:space="preserve"> A way for different software applications to communicate with each other.</w:t>
-      </w:r>
-    </w:p>
-    <w:p>
-      <w:pPr>
-        <w:numPr>
-          <w:ilvl w:val="0"/>
-          <w:numId w:val="1"/>
-        </w:numPr>
-      </w:pPr>
-      <w:r>
-        <w:rPr>
-          <w:b/>
-          <w:bCs/>
-        </w:rPr>
-        <w:t>Five Programming Languages</w:t>
-      </w:r>
-    </w:p>
-    <w:p>
-      <w:pPr>
-        <w:numPr>
-          <w:ilvl w:val="1"/>
-          <w:numId w:val="1"/>
-        </w:numPr>
-      </w:pPr>
-      <w:r>
-        <w:rPr>
-          <w:b/>
-          <w:bCs/>
-        </w:rPr>
-        <w:t>Python:</w:t>
-      </w:r>
-      <w:r>
-        <w:t xml:space="preserve"> Commonly used for AI, data science, and automation.</w:t>
-      </w:r>
-    </w:p>
-    <w:p>
-      <w:pPr>
-        <w:numPr>
-          <w:ilvl w:val="1"/>
-          <w:numId w:val="1"/>
-        </w:numPr>
-      </w:pPr>
-      <w:r>
-        <w:rPr>
-          <w:b/>
-          <w:bCs/>
-        </w:rPr>
-        <w:lastRenderedPageBreak/>
-        <w:t>Java:</w:t>
-      </w:r>
-      <w:r>
-        <w:t xml:space="preserve"> Commonly used for enterprise and Android applications.</w:t>
-      </w:r>
-    </w:p>
-    <w:p>
-      <w:pPr>
-        <w:numPr>
-          <w:ilvl w:val="1"/>
-          <w:numId w:val="1"/>
-        </w:numPr>
-      </w:pPr>
-      <w:r>
-        <w:rPr>
-          <w:b/>
-          <w:bCs/>
-        </w:rPr>
-        <w:t>JavaScript:</w:t>
-      </w:r>
-      <w:r>
-        <w:t xml:space="preserve"> Commonly used for interactive websites and web applications.</w:t>
-      </w:r>
-    </w:p>
-    <w:p>
-      <w:pPr>
-        <w:numPr>
-          <w:ilvl w:val="1"/>
-          <w:numId w:val="1"/>
-        </w:numPr>
-      </w:pPr>
-      <w:r>
-        <w:rPr>
-          <w:b/>
-          <w:bCs/>
-        </w:rPr>
-        <w:t>C++:</w:t>
-      </w:r>
-      <w:r>
-        <w:t xml:space="preserve"> Commonly used for game development and high-performance software.</w:t>
-      </w:r>
-    </w:p>
-    <w:p>
-      <w:pPr>
-        <w:numPr>
-          <w:ilvl w:val="1"/>
-          <w:numId w:val="1"/>
-        </w:numPr>
-      </w:pPr>
-      <w:r>
-        <w:rPr>
-          <w:b/>
-          <w:bCs/>
-        </w:rPr>
-        <w:t>C#:</w:t>
-      </w:r>
-      <w:r>
-        <w:t xml:space="preserve"> Commonly used for Windows applications and game development with Unity.</w:t>
-      </w:r>
-    </w:p>
-    <w:p>
-      <w:pPr>
-        <w:numPr>
-          <w:ilvl w:val="0"/>
-          <w:numId w:val="1"/>
-        </w:numPr>
-      </w:pPr>
-      <w:r>
-        <w:rPr>
-          <w:b/>
-          <w:bCs/>
-        </w:rPr>
-        <w:t>Developer vs. Tester</w:t>
-      </w:r>
-    </w:p>
-    <w:p>
-      <w:r>
+          <w:rFonts w:ascii="Arial" w:hAnsi="Arial" w:cs="Arial"/>
+        </w:rPr>
         <w:t xml:space="preserve">A </w:t>
       </w:r>
       <w:r>
         <w:rPr>
+          <w:rFonts w:ascii="Arial" w:hAnsi="Arial" w:cs="Arial"/>
           <w:b/>
           <w:bCs/>
         </w:rPr>
         <w:t>developer</w:t>
       </w:r>
       <w:r>
+        <w:rPr>
+          <w:rFonts w:ascii="Arial" w:hAnsi="Arial" w:cs="Arial"/>
+        </w:rPr>
         <w:t xml:space="preserve"> creates and maintains software by writing and modifying code.</w:t>
       </w:r>
       <w:r>
+        <w:rPr>
+          <w:rFonts w:ascii="Arial" w:hAnsi="Arial" w:cs="Arial"/>
+        </w:rPr>
         <w:br/>
         <w:t xml:space="preserve">A </w:t>
       </w:r>
       <w:r>
         <w:rPr>
+          <w:rFonts w:ascii="Arial" w:hAnsi="Arial" w:cs="Arial"/>
           <w:b/>
           <w:bCs/>
         </w:rPr>
         <w:t>tester</w:t>
       </w:r>
       <w:r>
-        <w:t xml:space="preserve"> checks the software for bugs and verifies that it works as expected.</w:t>
+        <w:rPr>
+          <w:rFonts w:ascii="Arial" w:hAnsi="Arial" w:cs="Arial"/>
+        </w:rPr>
+        <w:t xml:space="preserve"> checks the software for bugs, errors, and quality issues before it is released.</w:t>
       </w:r>
     </w:p>
-    <w:p/>
+    <w:p>
+      <w:pPr>
+        <w:rPr>
+          <w:rFonts w:ascii="Arial" w:hAnsi="Arial" w:cs="Arial"/>
+        </w:rPr>
+      </w:pPr>
+    </w:p>
     <w:sectPr>
       <w:pgSz w:w="12240" w:h="15840"/>
-      <w:pgMar w:top="1440" w:right="1440" w:bottom="1440" w:left="1440" w:header="720" w:footer="720" w:gutter="0"/>
+      <w:pgMar w:top="720" w:right="720" w:bottom="720" w:left="720" w:header="720" w:footer="720" w:gutter="0"/>
       <w:cols w:space="720"/>
       <w:docGrid w:linePitch="360"/>
     </w:sectPr>
@@ -517,9 +1439,9 @@
 <file path=word/numbering.xml><?xml version="1.0" encoding="utf-8"?>
 <w:numbering xmlns:wpc="http://schemas.microsoft.com/office/word/2010/wordprocessingCanvas" xmlns:cx="http://schemas.microsoft.com/office/drawing/2014/chartex" xmlns:cx1="http://schemas.microsoft.com/office/drawing/2015/9/8/chartex" xmlns:cx2="http://schemas.microsoft.com/office/drawing/2015/10/21/chartex" xmlns:cx3="http://schemas.microsoft.com/office/drawing/2016/5/9/chartex" xmlns:cx4="http://schemas.microsoft.com/office/drawing/2016/5/10/chartex" xmlns:cx5="http://schemas.microsoft.com/office/drawing/2016/5/11/chartex" xmlns:cx6="http://schemas.microsoft.com/office/drawing/2016/5/12/chartex" xmlns:cx7="http://schemas.microsoft.com/office/drawing/2016/5/13/chartex" xmlns:cx8="http://schemas.microsoft.com/office/drawing/2016/5/14/chartex" xmlns:mc="http://schemas.openxmlformats.org/markup-compatibility/2006" xmlns:aink="http://schemas.microsoft.com/office/drawing/2016/ink" xmlns:am3d="http://schemas.microsoft.com/office/drawing/2017/model3d" xmlns:o="urn:schemas-microsoft-com:office:office" xmlns:oel="http://schemas.microsoft.com/office/2019/extlst" xmlns:r="http://schemas.openxmlformats.org/officeDocument/2006/relationships" xmlns:m="http://schemas.openxmlformats.org/officeDocument/2006/math" xmlns:v="urn:schemas-microsoft-com:vml" xmlns:wp14="http://schemas.microsoft.com/office/word/2010/wordprocessingDrawing" xmlns:wp="http://schemas.openxmlformats.org/drawingml/2006/wordprocessingDrawing" xmlns:w10="urn:schemas-microsoft-com:office:word" xmlns:w="http://schemas.openxmlformats.org/wordprocessingml/2006/main" xmlns:w14="http://schemas.microsoft.com/office/word/2010/wordml" xmlns:w15="http://schemas.microsoft.com/office/word/2012/wordml" xmlns:w16cex="http://schemas.microsoft.com/office/word/2018/wordml/cex" xmlns:w16cid="http://schemas.microsoft.com/office/word/2016/wordml/cid" xmlns:w16="http://schemas.microsoft.com/office/word/2018/wordml" xmlns:w16du="http://schemas.microsoft.com/office/word/2023/wordml/word16du" xmlns:w16sdtdh="http://schemas.microsoft.com/office/word/2020/wordml/sdtdatahash" xmlns:w16sdtfl="http://schemas.microsoft.com/office/word/2024/wordml/sdtformatlock" xmlns:w16se="http://schemas.microsoft.com/office/word/2015/wordml/symex" xmlns:wpg="http://schemas.microsoft.com/office/word/2010/wordprocessingGroup" xmlns:wpi="http://schemas.microsoft.com/office/word/2010/wordprocessingInk" xmlns:wne="http://schemas.microsoft.com/office/word/2006/wordml" xmlns:wps="http://schemas.microsoft.com/office/word/2010/wordprocessingShape" mc:Ignorable="w14 w15 w16se w16cid w16 w16cex w16sdtdh w16sdtfl w16du wp14">
   <w:abstractNum w:abstractNumId="0" w15:restartNumberingAfterBreak="0">
-    <w:nsid w:val="3F654B17"/>
+    <w:nsid w:val="2D2E7EBF"/>
     <w:multiLevelType w:val="multilevel"/>
-    <w:tmpl w:val="023AD8E2"/>
+    <w:tmpl w:val="6842220A"/>
     <w:lvl w:ilvl="0">
       <w:start w:val="1"/>
       <w:numFmt w:val="decimal"/>
@@ -532,7 +1454,237 @@
         <w:ind w:left="720" w:hanging="360"/>
       </w:pPr>
     </w:lvl>
-    <w:lvl w:ilvl="1">
+    <w:lvl w:ilvl="1" w:tentative="1">
+      <w:start w:val="1"/>
+      <w:numFmt w:val="decimal"/>
+      <w:lvlText w:val="%2."/>
+      <w:lvlJc w:val="left"/>
+      <w:pPr>
+        <w:tabs>
+          <w:tab w:val="num" w:pos="1440"/>
+        </w:tabs>
+        <w:ind w:left="1440" w:hanging="360"/>
+      </w:pPr>
+    </w:lvl>
+    <w:lvl w:ilvl="2" w:tentative="1">
+      <w:start w:val="1"/>
+      <w:numFmt w:val="decimal"/>
+      <w:lvlText w:val="%3."/>
+      <w:lvlJc w:val="left"/>
+      <w:pPr>
+        <w:tabs>
+          <w:tab w:val="num" w:pos="2160"/>
+        </w:tabs>
+        <w:ind w:left="2160" w:hanging="360"/>
+      </w:pPr>
+    </w:lvl>
+    <w:lvl w:ilvl="3" w:tentative="1">
+      <w:start w:val="1"/>
+      <w:numFmt w:val="decimal"/>
+      <w:lvlText w:val="%4."/>
+      <w:lvlJc w:val="left"/>
+      <w:pPr>
+        <w:tabs>
+          <w:tab w:val="num" w:pos="2880"/>
+        </w:tabs>
+        <w:ind w:left="2880" w:hanging="360"/>
+      </w:pPr>
+    </w:lvl>
+    <w:lvl w:ilvl="4" w:tentative="1">
+      <w:start w:val="1"/>
+      <w:numFmt w:val="decimal"/>
+      <w:lvlText w:val="%5."/>
+      <w:lvlJc w:val="left"/>
+      <w:pPr>
+        <w:tabs>
+          <w:tab w:val="num" w:pos="3600"/>
+        </w:tabs>
+        <w:ind w:left="3600" w:hanging="360"/>
+      </w:pPr>
+    </w:lvl>
+    <w:lvl w:ilvl="5" w:tentative="1">
+      <w:start w:val="1"/>
+      <w:numFmt w:val="decimal"/>
+      <w:lvlText w:val="%6."/>
+      <w:lvlJc w:val="left"/>
+      <w:pPr>
+        <w:tabs>
+          <w:tab w:val="num" w:pos="4320"/>
+        </w:tabs>
+        <w:ind w:left="4320" w:hanging="360"/>
+      </w:pPr>
+    </w:lvl>
+    <w:lvl w:ilvl="6" w:tentative="1">
+      <w:start w:val="1"/>
+      <w:numFmt w:val="decimal"/>
+      <w:lvlText w:val="%7."/>
+      <w:lvlJc w:val="left"/>
+      <w:pPr>
+        <w:tabs>
+          <w:tab w:val="num" w:pos="5040"/>
+        </w:tabs>
+        <w:ind w:left="5040" w:hanging="360"/>
+      </w:pPr>
+    </w:lvl>
+    <w:lvl w:ilvl="7" w:tentative="1">
+      <w:start w:val="1"/>
+      <w:numFmt w:val="decimal"/>
+      <w:lvlText w:val="%8."/>
+      <w:lvlJc w:val="left"/>
+      <w:pPr>
+        <w:tabs>
+          <w:tab w:val="num" w:pos="5760"/>
+        </w:tabs>
+        <w:ind w:left="5760" w:hanging="360"/>
+      </w:pPr>
+    </w:lvl>
+    <w:lvl w:ilvl="8" w:tentative="1">
+      <w:start w:val="1"/>
+      <w:numFmt w:val="decimal"/>
+      <w:lvlText w:val="%9."/>
+      <w:lvlJc w:val="left"/>
+      <w:pPr>
+        <w:tabs>
+          <w:tab w:val="num" w:pos="6480"/>
+        </w:tabs>
+        <w:ind w:left="6480" w:hanging="360"/>
+      </w:pPr>
+    </w:lvl>
+  </w:abstractNum>
+  <w:abstractNum w:abstractNumId="1" w15:restartNumberingAfterBreak="0">
+    <w:nsid w:val="3C8E57FA"/>
+    <w:multiLevelType w:val="multilevel"/>
+    <w:tmpl w:val="ADC022B0"/>
+    <w:lvl w:ilvl="0">
+      <w:start w:val="1"/>
+      <w:numFmt w:val="decimal"/>
+      <w:lvlText w:val="%1."/>
+      <w:lvlJc w:val="left"/>
+      <w:pPr>
+        <w:tabs>
+          <w:tab w:val="num" w:pos="720"/>
+        </w:tabs>
+        <w:ind w:left="720" w:hanging="360"/>
+      </w:pPr>
+    </w:lvl>
+    <w:lvl w:ilvl="1" w:tentative="1">
+      <w:start w:val="1"/>
+      <w:numFmt w:val="decimal"/>
+      <w:lvlText w:val="%2."/>
+      <w:lvlJc w:val="left"/>
+      <w:pPr>
+        <w:tabs>
+          <w:tab w:val="num" w:pos="1440"/>
+        </w:tabs>
+        <w:ind w:left="1440" w:hanging="360"/>
+      </w:pPr>
+    </w:lvl>
+    <w:lvl w:ilvl="2" w:tentative="1">
+      <w:start w:val="1"/>
+      <w:numFmt w:val="decimal"/>
+      <w:lvlText w:val="%3."/>
+      <w:lvlJc w:val="left"/>
+      <w:pPr>
+        <w:tabs>
+          <w:tab w:val="num" w:pos="2160"/>
+        </w:tabs>
+        <w:ind w:left="2160" w:hanging="360"/>
+      </w:pPr>
+    </w:lvl>
+    <w:lvl w:ilvl="3" w:tentative="1">
+      <w:start w:val="1"/>
+      <w:numFmt w:val="decimal"/>
+      <w:lvlText w:val="%4."/>
+      <w:lvlJc w:val="left"/>
+      <w:pPr>
+        <w:tabs>
+          <w:tab w:val="num" w:pos="2880"/>
+        </w:tabs>
+        <w:ind w:left="2880" w:hanging="360"/>
+      </w:pPr>
+    </w:lvl>
+    <w:lvl w:ilvl="4" w:tentative="1">
+      <w:start w:val="1"/>
+      <w:numFmt w:val="decimal"/>
+      <w:lvlText w:val="%5."/>
+      <w:lvlJc w:val="left"/>
+      <w:pPr>
+        <w:tabs>
+          <w:tab w:val="num" w:pos="3600"/>
+        </w:tabs>
+        <w:ind w:left="3600" w:hanging="360"/>
+      </w:pPr>
+    </w:lvl>
+    <w:lvl w:ilvl="5" w:tentative="1">
+      <w:start w:val="1"/>
+      <w:numFmt w:val="decimal"/>
+      <w:lvlText w:val="%6."/>
+      <w:lvlJc w:val="left"/>
+      <w:pPr>
+        <w:tabs>
+          <w:tab w:val="num" w:pos="4320"/>
+        </w:tabs>
+        <w:ind w:left="4320" w:hanging="360"/>
+      </w:pPr>
+    </w:lvl>
+    <w:lvl w:ilvl="6" w:tentative="1">
+      <w:start w:val="1"/>
+      <w:numFmt w:val="decimal"/>
+      <w:lvlText w:val="%7."/>
+      <w:lvlJc w:val="left"/>
+      <w:pPr>
+        <w:tabs>
+          <w:tab w:val="num" w:pos="5040"/>
+        </w:tabs>
+        <w:ind w:left="5040" w:hanging="360"/>
+      </w:pPr>
+    </w:lvl>
+    <w:lvl w:ilvl="7" w:tentative="1">
+      <w:start w:val="1"/>
+      <w:numFmt w:val="decimal"/>
+      <w:lvlText w:val="%8."/>
+      <w:lvlJc w:val="left"/>
+      <w:pPr>
+        <w:tabs>
+          <w:tab w:val="num" w:pos="5760"/>
+        </w:tabs>
+        <w:ind w:left="5760" w:hanging="360"/>
+      </w:pPr>
+    </w:lvl>
+    <w:lvl w:ilvl="8" w:tentative="1">
+      <w:start w:val="1"/>
+      <w:numFmt w:val="decimal"/>
+      <w:lvlText w:val="%9."/>
+      <w:lvlJc w:val="left"/>
+      <w:pPr>
+        <w:tabs>
+          <w:tab w:val="num" w:pos="6480"/>
+        </w:tabs>
+        <w:ind w:left="6480" w:hanging="360"/>
+      </w:pPr>
+    </w:lvl>
+  </w:abstractNum>
+  <w:abstractNum w:abstractNumId="2" w15:restartNumberingAfterBreak="0">
+    <w:nsid w:val="3D0762F4"/>
+    <w:multiLevelType w:val="multilevel"/>
+    <w:tmpl w:val="F278AAD4"/>
+    <w:lvl w:ilvl="0">
+      <w:start w:val="1"/>
+      <w:numFmt w:val="bullet"/>
+      <w:lvlText w:val=""/>
+      <w:lvlJc w:val="left"/>
+      <w:pPr>
+        <w:tabs>
+          <w:tab w:val="num" w:pos="720"/>
+        </w:tabs>
+        <w:ind w:left="720" w:hanging="360"/>
+      </w:pPr>
+      <w:rPr>
+        <w:rFonts w:ascii="Symbol" w:hAnsi="Symbol" w:hint="default"/>
+        <w:sz w:val="20"/>
+      </w:rPr>
+    </w:lvl>
+    <w:lvl w:ilvl="1" w:tentative="1">
       <w:start w:val="1"/>
       <w:numFmt w:val="bullet"/>
       <w:lvlText w:val="o"/>
@@ -550,6 +1702,147 @@
     </w:lvl>
     <w:lvl w:ilvl="2" w:tentative="1">
       <w:start w:val="1"/>
+      <w:numFmt w:val="bullet"/>
+      <w:lvlText w:val=""/>
+      <w:lvlJc w:val="left"/>
+      <w:pPr>
+        <w:tabs>
+          <w:tab w:val="num" w:pos="2160"/>
+        </w:tabs>
+        <w:ind w:left="2160" w:hanging="360"/>
+      </w:pPr>
+      <w:rPr>
+        <w:rFonts w:ascii="Wingdings" w:hAnsi="Wingdings" w:hint="default"/>
+        <w:sz w:val="20"/>
+      </w:rPr>
+    </w:lvl>
+    <w:lvl w:ilvl="3" w:tentative="1">
+      <w:start w:val="1"/>
+      <w:numFmt w:val="bullet"/>
+      <w:lvlText w:val=""/>
+      <w:lvlJc w:val="left"/>
+      <w:pPr>
+        <w:tabs>
+          <w:tab w:val="num" w:pos="2880"/>
+        </w:tabs>
+        <w:ind w:left="2880" w:hanging="360"/>
+      </w:pPr>
+      <w:rPr>
+        <w:rFonts w:ascii="Wingdings" w:hAnsi="Wingdings" w:hint="default"/>
+        <w:sz w:val="20"/>
+      </w:rPr>
+    </w:lvl>
+    <w:lvl w:ilvl="4" w:tentative="1">
+      <w:start w:val="1"/>
+      <w:numFmt w:val="bullet"/>
+      <w:lvlText w:val=""/>
+      <w:lvlJc w:val="left"/>
+      <w:pPr>
+        <w:tabs>
+          <w:tab w:val="num" w:pos="3600"/>
+        </w:tabs>
+        <w:ind w:left="3600" w:hanging="360"/>
+      </w:pPr>
+      <w:rPr>
+        <w:rFonts w:ascii="Wingdings" w:hAnsi="Wingdings" w:hint="default"/>
+        <w:sz w:val="20"/>
+      </w:rPr>
+    </w:lvl>
+    <w:lvl w:ilvl="5" w:tentative="1">
+      <w:start w:val="1"/>
+      <w:numFmt w:val="bullet"/>
+      <w:lvlText w:val=""/>
+      <w:lvlJc w:val="left"/>
+      <w:pPr>
+        <w:tabs>
+          <w:tab w:val="num" w:pos="4320"/>
+        </w:tabs>
+        <w:ind w:left="4320" w:hanging="360"/>
+      </w:pPr>
+      <w:rPr>
+        <w:rFonts w:ascii="Wingdings" w:hAnsi="Wingdings" w:hint="default"/>
+        <w:sz w:val="20"/>
+      </w:rPr>
+    </w:lvl>
+    <w:lvl w:ilvl="6" w:tentative="1">
+      <w:start w:val="1"/>
+      <w:numFmt w:val="bullet"/>
+      <w:lvlText w:val=""/>
+      <w:lvlJc w:val="left"/>
+      <w:pPr>
+        <w:tabs>
+          <w:tab w:val="num" w:pos="5040"/>
+        </w:tabs>
+        <w:ind w:left="5040" w:hanging="360"/>
+      </w:pPr>
+      <w:rPr>
+        <w:rFonts w:ascii="Wingdings" w:hAnsi="Wingdings" w:hint="default"/>
+        <w:sz w:val="20"/>
+      </w:rPr>
+    </w:lvl>
+    <w:lvl w:ilvl="7" w:tentative="1">
+      <w:start w:val="1"/>
+      <w:numFmt w:val="bullet"/>
+      <w:lvlText w:val=""/>
+      <w:lvlJc w:val="left"/>
+      <w:pPr>
+        <w:tabs>
+          <w:tab w:val="num" w:pos="5760"/>
+        </w:tabs>
+        <w:ind w:left="5760" w:hanging="360"/>
+      </w:pPr>
+      <w:rPr>
+        <w:rFonts w:ascii="Wingdings" w:hAnsi="Wingdings" w:hint="default"/>
+        <w:sz w:val="20"/>
+      </w:rPr>
+    </w:lvl>
+    <w:lvl w:ilvl="8" w:tentative="1">
+      <w:start w:val="1"/>
+      <w:numFmt w:val="bullet"/>
+      <w:lvlText w:val=""/>
+      <w:lvlJc w:val="left"/>
+      <w:pPr>
+        <w:tabs>
+          <w:tab w:val="num" w:pos="6480"/>
+        </w:tabs>
+        <w:ind w:left="6480" w:hanging="360"/>
+      </w:pPr>
+      <w:rPr>
+        <w:rFonts w:ascii="Wingdings" w:hAnsi="Wingdings" w:hint="default"/>
+        <w:sz w:val="20"/>
+      </w:rPr>
+    </w:lvl>
+  </w:abstractNum>
+  <w:abstractNum w:abstractNumId="3" w15:restartNumberingAfterBreak="0">
+    <w:nsid w:val="3FC5233E"/>
+    <w:multiLevelType w:val="multilevel"/>
+    <w:tmpl w:val="615ED034"/>
+    <w:lvl w:ilvl="0">
+      <w:start w:val="1"/>
+      <w:numFmt w:val="decimal"/>
+      <w:lvlText w:val="%1."/>
+      <w:lvlJc w:val="left"/>
+      <w:pPr>
+        <w:tabs>
+          <w:tab w:val="num" w:pos="720"/>
+        </w:tabs>
+        <w:ind w:left="720" w:hanging="360"/>
+      </w:pPr>
+    </w:lvl>
+    <w:lvl w:ilvl="1" w:tentative="1">
+      <w:start w:val="1"/>
+      <w:numFmt w:val="decimal"/>
+      <w:lvlText w:val="%2."/>
+      <w:lvlJc w:val="left"/>
+      <w:pPr>
+        <w:tabs>
+          <w:tab w:val="num" w:pos="1440"/>
+        </w:tabs>
+        <w:ind w:left="1440" w:hanging="360"/>
+      </w:pPr>
+    </w:lvl>
+    <w:lvl w:ilvl="2" w:tentative="1">
+      <w:start w:val="1"/>
       <w:numFmt w:val="decimal"/>
       <w:lvlText w:val="%3."/>
       <w:lvlJc w:val="left"/>
@@ -633,8 +1926,133 @@
       </w:pPr>
     </w:lvl>
   </w:abstractNum>
-  <w:num w:numId="1" w16cid:durableId="1903132108">
+  <w:abstractNum w:abstractNumId="4" w15:restartNumberingAfterBreak="0">
+    <w:nsid w:val="6E2B2A95"/>
+    <w:multiLevelType w:val="multilevel"/>
+    <w:tmpl w:val="BF7A432C"/>
+    <w:lvl w:ilvl="0">
+      <w:start w:val="1"/>
+      <w:numFmt w:val="decimal"/>
+      <w:lvlText w:val="%1."/>
+      <w:lvlJc w:val="left"/>
+      <w:pPr>
+        <w:tabs>
+          <w:tab w:val="num" w:pos="720"/>
+        </w:tabs>
+        <w:ind w:left="720" w:hanging="360"/>
+      </w:pPr>
+    </w:lvl>
+    <w:lvl w:ilvl="1" w:tentative="1">
+      <w:start w:val="1"/>
+      <w:numFmt w:val="decimal"/>
+      <w:lvlText w:val="%2."/>
+      <w:lvlJc w:val="left"/>
+      <w:pPr>
+        <w:tabs>
+          <w:tab w:val="num" w:pos="1440"/>
+        </w:tabs>
+        <w:ind w:left="1440" w:hanging="360"/>
+      </w:pPr>
+    </w:lvl>
+    <w:lvl w:ilvl="2" w:tentative="1">
+      <w:start w:val="1"/>
+      <w:numFmt w:val="decimal"/>
+      <w:lvlText w:val="%3."/>
+      <w:lvlJc w:val="left"/>
+      <w:pPr>
+        <w:tabs>
+          <w:tab w:val="num" w:pos="2160"/>
+        </w:tabs>
+        <w:ind w:left="2160" w:hanging="360"/>
+      </w:pPr>
+    </w:lvl>
+    <w:lvl w:ilvl="3" w:tentative="1">
+      <w:start w:val="1"/>
+      <w:numFmt w:val="decimal"/>
+      <w:lvlText w:val="%4."/>
+      <w:lvlJc w:val="left"/>
+      <w:pPr>
+        <w:tabs>
+          <w:tab w:val="num" w:pos="2880"/>
+        </w:tabs>
+        <w:ind w:left="2880" w:hanging="360"/>
+      </w:pPr>
+    </w:lvl>
+    <w:lvl w:ilvl="4" w:tentative="1">
+      <w:start w:val="1"/>
+      <w:numFmt w:val="decimal"/>
+      <w:lvlText w:val="%5."/>
+      <w:lvlJc w:val="left"/>
+      <w:pPr>
+        <w:tabs>
+          <w:tab w:val="num" w:pos="3600"/>
+        </w:tabs>
+        <w:ind w:left="3600" w:hanging="360"/>
+      </w:pPr>
+    </w:lvl>
+    <w:lvl w:ilvl="5" w:tentative="1">
+      <w:start w:val="1"/>
+      <w:numFmt w:val="decimal"/>
+      <w:lvlText w:val="%6."/>
+      <w:lvlJc w:val="left"/>
+      <w:pPr>
+        <w:tabs>
+          <w:tab w:val="num" w:pos="4320"/>
+        </w:tabs>
+        <w:ind w:left="4320" w:hanging="360"/>
+      </w:pPr>
+    </w:lvl>
+    <w:lvl w:ilvl="6" w:tentative="1">
+      <w:start w:val="1"/>
+      <w:numFmt w:val="decimal"/>
+      <w:lvlText w:val="%7."/>
+      <w:lvlJc w:val="left"/>
+      <w:pPr>
+        <w:tabs>
+          <w:tab w:val="num" w:pos="5040"/>
+        </w:tabs>
+        <w:ind w:left="5040" w:hanging="360"/>
+      </w:pPr>
+    </w:lvl>
+    <w:lvl w:ilvl="7" w:tentative="1">
+      <w:start w:val="1"/>
+      <w:numFmt w:val="decimal"/>
+      <w:lvlText w:val="%8."/>
+      <w:lvlJc w:val="left"/>
+      <w:pPr>
+        <w:tabs>
+          <w:tab w:val="num" w:pos="5760"/>
+        </w:tabs>
+        <w:ind w:left="5760" w:hanging="360"/>
+      </w:pPr>
+    </w:lvl>
+    <w:lvl w:ilvl="8" w:tentative="1">
+      <w:start w:val="1"/>
+      <w:numFmt w:val="decimal"/>
+      <w:lvlText w:val="%9."/>
+      <w:lvlJc w:val="left"/>
+      <w:pPr>
+        <w:tabs>
+          <w:tab w:val="num" w:pos="6480"/>
+        </w:tabs>
+        <w:ind w:left="6480" w:hanging="360"/>
+      </w:pPr>
+    </w:lvl>
+  </w:abstractNum>
+  <w:num w:numId="1" w16cid:durableId="97331797">
+    <w:abstractNumId w:val="1"/>
+  </w:num>
+  <w:num w:numId="2" w16cid:durableId="249630295">
+    <w:abstractNumId w:val="2"/>
+  </w:num>
+  <w:num w:numId="3" w16cid:durableId="93795136">
+    <w:abstractNumId w:val="3"/>
+  </w:num>
+  <w:num w:numId="4" w16cid:durableId="343216308">
     <w:abstractNumId w:val="0"/>
+  </w:num>
+  <w:num w:numId="5" w16cid:durableId="971205161">
+    <w:abstractNumId w:val="4"/>
   </w:num>
 </w:numbering>
 </file>
@@ -1047,7 +2465,7 @@
     <w:link w:val="Heading1Char"/>
     <w:uiPriority w:val="9"/>
     <w:qFormat/>
-    <w:rsid w:val="00E75141"/>
+    <w:rsid w:val="00E82440"/>
     <w:pPr>
       <w:keepNext/>
       <w:keepLines/>
@@ -1070,7 +2488,7 @@
     <w:semiHidden/>
     <w:unhideWhenUsed/>
     <w:qFormat/>
-    <w:rsid w:val="00E75141"/>
+    <w:rsid w:val="00E82440"/>
     <w:pPr>
       <w:keepNext/>
       <w:keepLines/>
@@ -1093,7 +2511,7 @@
     <w:semiHidden/>
     <w:unhideWhenUsed/>
     <w:qFormat/>
-    <w:rsid w:val="00E75141"/>
+    <w:rsid w:val="00E82440"/>
     <w:pPr>
       <w:keepNext/>
       <w:keepLines/>
@@ -1116,7 +2534,7 @@
     <w:semiHidden/>
     <w:unhideWhenUsed/>
     <w:qFormat/>
-    <w:rsid w:val="00E75141"/>
+    <w:rsid w:val="00E82440"/>
     <w:pPr>
       <w:keepNext/>
       <w:keepLines/>
@@ -1139,7 +2557,7 @@
     <w:semiHidden/>
     <w:unhideWhenUsed/>
     <w:qFormat/>
-    <w:rsid w:val="00E75141"/>
+    <w:rsid w:val="00E82440"/>
     <w:pPr>
       <w:keepNext/>
       <w:keepLines/>
@@ -1160,7 +2578,7 @@
     <w:semiHidden/>
     <w:unhideWhenUsed/>
     <w:qFormat/>
-    <w:rsid w:val="00E75141"/>
+    <w:rsid w:val="00E82440"/>
     <w:pPr>
       <w:keepNext/>
       <w:keepLines/>
@@ -1183,7 +2601,7 @@
     <w:semiHidden/>
     <w:unhideWhenUsed/>
     <w:qFormat/>
-    <w:rsid w:val="00E75141"/>
+    <w:rsid w:val="00E82440"/>
     <w:pPr>
       <w:keepNext/>
       <w:keepLines/>
@@ -1204,7 +2622,7 @@
     <w:semiHidden/>
     <w:unhideWhenUsed/>
     <w:qFormat/>
-    <w:rsid w:val="00E75141"/>
+    <w:rsid w:val="00E82440"/>
     <w:pPr>
       <w:keepNext/>
       <w:keepLines/>
@@ -1227,7 +2645,7 @@
     <w:semiHidden/>
     <w:unhideWhenUsed/>
     <w:qFormat/>
-    <w:rsid w:val="00E75141"/>
+    <w:rsid w:val="00E82440"/>
     <w:pPr>
       <w:keepNext/>
       <w:keepLines/>
@@ -1270,7 +2688,7 @@
     <w:basedOn w:val="DefaultParagraphFont"/>
     <w:link w:val="Heading1"/>
     <w:uiPriority w:val="9"/>
-    <w:rsid w:val="00E75141"/>
+    <w:rsid w:val="00E82440"/>
     <w:rPr>
       <w:rFonts w:asciiTheme="majorHAnsi" w:eastAsiaTheme="majorEastAsia" w:hAnsiTheme="majorHAnsi" w:cstheme="majorBidi"/>
       <w:color w:val="2E74B5" w:themeColor="accent1" w:themeShade="BF"/>
@@ -1284,7 +2702,7 @@
     <w:link w:val="Heading2"/>
     <w:uiPriority w:val="9"/>
     <w:semiHidden/>
-    <w:rsid w:val="00E75141"/>
+    <w:rsid w:val="00E82440"/>
     <w:rPr>
       <w:rFonts w:asciiTheme="majorHAnsi" w:eastAsiaTheme="majorEastAsia" w:hAnsiTheme="majorHAnsi" w:cstheme="majorBidi"/>
       <w:color w:val="2E74B5" w:themeColor="accent1" w:themeShade="BF"/>
@@ -1298,7 +2716,7 @@
     <w:link w:val="Heading3"/>
     <w:uiPriority w:val="9"/>
     <w:semiHidden/>
-    <w:rsid w:val="00E75141"/>
+    <w:rsid w:val="00E82440"/>
     <w:rPr>
       <w:rFonts w:eastAsiaTheme="majorEastAsia" w:cstheme="majorBidi"/>
       <w:color w:val="2E74B5" w:themeColor="accent1" w:themeShade="BF"/>
@@ -1312,7 +2730,7 @@
     <w:link w:val="Heading4"/>
     <w:uiPriority w:val="9"/>
     <w:semiHidden/>
-    <w:rsid w:val="00E75141"/>
+    <w:rsid w:val="00E82440"/>
     <w:rPr>
       <w:rFonts w:eastAsiaTheme="majorEastAsia" w:cstheme="majorBidi"/>
       <w:i/>
@@ -1326,7 +2744,7 @@
     <w:link w:val="Heading5"/>
     <w:uiPriority w:val="9"/>
     <w:semiHidden/>
-    <w:rsid w:val="00E75141"/>
+    <w:rsid w:val="00E82440"/>
     <w:rPr>
       <w:rFonts w:eastAsiaTheme="majorEastAsia" w:cstheme="majorBidi"/>
       <w:color w:val="2E74B5" w:themeColor="accent1" w:themeShade="BF"/>
@@ -1338,7 +2756,7 @@
     <w:link w:val="Heading6"/>
     <w:uiPriority w:val="9"/>
     <w:semiHidden/>
-    <w:rsid w:val="00E75141"/>
+    <w:rsid w:val="00E82440"/>
     <w:rPr>
       <w:rFonts w:eastAsiaTheme="majorEastAsia" w:cstheme="majorBidi"/>
       <w:i/>
@@ -1352,7 +2770,7 @@
     <w:link w:val="Heading7"/>
     <w:uiPriority w:val="9"/>
     <w:semiHidden/>
-    <w:rsid w:val="00E75141"/>
+    <w:rsid w:val="00E82440"/>
     <w:rPr>
       <w:rFonts w:eastAsiaTheme="majorEastAsia" w:cstheme="majorBidi"/>
       <w:color w:val="595959" w:themeColor="text1" w:themeTint="A6"/>
@@ -1364,7 +2782,7 @@
     <w:link w:val="Heading8"/>
     <w:uiPriority w:val="9"/>
     <w:semiHidden/>
-    <w:rsid w:val="00E75141"/>
+    <w:rsid w:val="00E82440"/>
     <w:rPr>
       <w:rFonts w:eastAsiaTheme="majorEastAsia" w:cstheme="majorBidi"/>
       <w:i/>
@@ -1378,7 +2796,7 @@
     <w:link w:val="Heading9"/>
     <w:uiPriority w:val="9"/>
     <w:semiHidden/>
-    <w:rsid w:val="00E75141"/>
+    <w:rsid w:val="00E82440"/>
     <w:rPr>
       <w:rFonts w:eastAsiaTheme="majorEastAsia" w:cstheme="majorBidi"/>
       <w:color w:val="272727" w:themeColor="text1" w:themeTint="D8"/>
@@ -1391,7 +2809,7 @@
     <w:link w:val="TitleChar"/>
     <w:uiPriority w:val="10"/>
     <w:qFormat/>
-    <w:rsid w:val="00E75141"/>
+    <w:rsid w:val="00E82440"/>
     <w:pPr>
       <w:spacing w:after="80" w:line="240" w:lineRule="auto"/>
       <w:contextualSpacing/>
@@ -1409,7 +2827,7 @@
     <w:basedOn w:val="DefaultParagraphFont"/>
     <w:link w:val="Title"/>
     <w:uiPriority w:val="10"/>
-    <w:rsid w:val="00E75141"/>
+    <w:rsid w:val="00E82440"/>
     <w:rPr>
       <w:rFonts w:asciiTheme="majorHAnsi" w:eastAsiaTheme="majorEastAsia" w:hAnsiTheme="majorHAnsi" w:cstheme="majorBidi"/>
       <w:spacing w:val="-10"/>
@@ -1425,7 +2843,7 @@
     <w:link w:val="SubtitleChar"/>
     <w:uiPriority w:val="11"/>
     <w:qFormat/>
-    <w:rsid w:val="00E75141"/>
+    <w:rsid w:val="00E82440"/>
     <w:pPr>
       <w:numPr>
         <w:ilvl w:val="1"/>
@@ -1444,7 +2862,7 @@
     <w:basedOn w:val="DefaultParagraphFont"/>
     <w:link w:val="Subtitle"/>
     <w:uiPriority w:val="11"/>
-    <w:rsid w:val="00E75141"/>
+    <w:rsid w:val="00E82440"/>
     <w:rPr>
       <w:rFonts w:eastAsiaTheme="majorEastAsia" w:cstheme="majorBidi"/>
       <w:color w:val="595959" w:themeColor="text1" w:themeTint="A6"/>
@@ -1460,7 +2878,7 @@
     <w:link w:val="QuoteChar"/>
     <w:uiPriority w:val="29"/>
     <w:qFormat/>
-    <w:rsid w:val="00E75141"/>
+    <w:rsid w:val="00E82440"/>
     <w:pPr>
       <w:spacing w:before="160"/>
       <w:jc w:val="center"/>
@@ -1476,7 +2894,7 @@
     <w:basedOn w:val="DefaultParagraphFont"/>
     <w:link w:val="Quote"/>
     <w:uiPriority w:val="29"/>
-    <w:rsid w:val="00E75141"/>
+    <w:rsid w:val="00E82440"/>
     <w:rPr>
       <w:i/>
       <w:iCs/>
@@ -1488,7 +2906,7 @@
     <w:basedOn w:val="Normal"/>
     <w:uiPriority w:val="34"/>
     <w:qFormat/>
-    <w:rsid w:val="00E75141"/>
+    <w:rsid w:val="00E82440"/>
     <w:pPr>
       <w:ind w:left="720"/>
       <w:contextualSpacing/>
@@ -1499,7 +2917,7 @@
     <w:basedOn w:val="DefaultParagraphFont"/>
     <w:uiPriority w:val="21"/>
     <w:qFormat/>
-    <w:rsid w:val="00E75141"/>
+    <w:rsid w:val="00E82440"/>
     <w:rPr>
       <w:i/>
       <w:iCs/>
@@ -1513,7 +2931,7 @@
     <w:link w:val="IntenseQuoteChar"/>
     <w:uiPriority w:val="30"/>
     <w:qFormat/>
-    <w:rsid w:val="00E75141"/>
+    <w:rsid w:val="00E82440"/>
     <w:pPr>
       <w:pBdr>
         <w:top w:val="single" w:sz="4" w:space="10" w:color="2E74B5" w:themeColor="accent1" w:themeShade="BF"/>
@@ -1534,7 +2952,7 @@
     <w:basedOn w:val="DefaultParagraphFont"/>
     <w:link w:val="IntenseQuote"/>
     <w:uiPriority w:val="30"/>
-    <w:rsid w:val="00E75141"/>
+    <w:rsid w:val="00E82440"/>
     <w:rPr>
       <w:i/>
       <w:iCs/>
@@ -1546,7 +2964,7 @@
     <w:basedOn w:val="DefaultParagraphFont"/>
     <w:uiPriority w:val="32"/>
     <w:qFormat/>
-    <w:rsid w:val="00E75141"/>
+    <w:rsid w:val="00E82440"/>
     <w:rPr>
       <w:b/>
       <w:bCs/>
